--- a/docs/generated/DATA_SOURCES.en.docx
+++ b/docs/generated/DATA_SOURCES.en.docx
@@ -450,7 +450,7 @@
         <w:pStyle w:val="ListBullet"/>
       </w:pPr>
       <w:r>
-        <w:t>Public data distributed through data.go.kr and KONEPS is published under South Korea's Act on Promotion of the Provision and Use of Public Data (공공데이터의 제공 및 이용 활성화에 관한 법률) and the Korea Open Government License (공공누리 / KOGL).</w:t>
+        <w:t>Public data distributed through data.go.kr and KONEPS is governed by South Korea's Act on Promotion of the Provision and Use of Public Data (공공데이터의 제공 및 이용 활성화에 관한 법률) and the individual permission terms displayed on each service page. The project does not invent a Creative Commons or KOGL subtype when the source page does not state one.</w:t>
       </w:r>
     </w:p>
     <w:p>
@@ -458,7 +458,7 @@
         <w:pStyle w:val="ListBullet"/>
       </w:pPr>
       <w:r>
-        <w:t>Specific datasets are subject to their individual terms of provision indicated on each service page. Terms will be re-verified prior to public redistribution.</w:t>
+        <w:t>Re-verified 2026-09-11: the KONEPS Public Data Open Standard Service page (last edited 2026-06-29) lists the service as free and its scope of license as unrestricted. Source: https://www.data.go.kr/en/data/15023678/standard.do</w:t>
       </w:r>
     </w:p>
     <w:p>
@@ -482,7 +482,7 @@
         <w:pStyle w:val="ListNumber"/>
       </w:pPr>
       <w:r>
-        <w:t>Source-by-Source License Re-Verification: Prior to public Kaggle release, verify the exact terms of use and attribution requirements for each specific data.go.kr service endpoint (getDataSetOpnStdBidPblancInfo, getDataSetOpnStdScsbidInfo, getDataSetOpnStdCntrctInfo) and KONEPS portal export.</w:t>
+        <w:t>Source-by-Source License Re-Verification: The standard API service was re-verified on 2026-09-11. If a separate KONEPS portal export is ever included in the public payload, its terms will be verified independently before publication.</w:t>
       </w:r>
     </w:p>
     <w:p>
@@ -490,7 +490,7 @@
         <w:pStyle w:val="ListNumber"/>
       </w:pPr>
       <w:r>
-        <w:t>Business Registration Numbers: Korean business registration numbers (사업자등록번호) identify commercial entities. Public releases will provide a stable pseudonymized hash (supplier_id) and masked string (123-45-*).</w:t>
+        <w:t>Business Registration Number Pseudonymization and Minimization: The public release uses only a dedicated-secret HMAC-SHA256 supplier_id. Raw and masked business registration numbers are both excluded.</w:t>
       </w:r>
     </w:p>
     <w:p>
@@ -498,7 +498,7 @@
         <w:pStyle w:val="ListNumber"/>
       </w:pPr>
       <w:r>
-        <w:t>Personal Data Protection: Personal identification numbers (e.g. resident registration numbers) are strictly excluded by public APIs.</w:t>
+        <w:t>Supplier Name Minimization: The v1 Kaggle payload also excludes bidder, winner, contractor, and supplier-dimension company names. Public agency names remain for institutional analysis and joins.</w:t>
       </w:r>
     </w:p>
     <w:p>
@@ -506,7 +506,15 @@
         <w:pStyle w:val="ListNumber"/>
       </w:pPr>
       <w:r>
-        <w:t>No Credential Exposure: API keys, service tokens, and .env files are strictly excluded from source control.</w:t>
+        <w:t>Personal Data Protection: Personal identification information is not included in the public release.</w:t>
+      </w:r>
+    </w:p>
+    <w:p>
+      <w:pPr>
+        <w:pStyle w:val="ListNumber"/>
+      </w:pPr>
+      <w:r>
+        <w:t>No Credential Exposure: API keys, HMAC secrets, service tokens, and .env files are strictly excluded from source control.</w:t>
       </w:r>
     </w:p>
     <w:sectPr>
